--- a/Sindhi Muslim/Offer Letter Issuance Request/Offer Letter Issuance Request.docx
+++ b/Sindhi Muslim/Offer Letter Issuance Request/Offer Letter Issuance Request.docx
@@ -102,7 +102,43 @@
           <w:sz w:val="32"/>
           <w:szCs w:val="32"/>
         </w:rPr>
-        <w:t xml:space="preserve"> 03-03-2025</w:t>
+        <w:t xml:space="preserve"> </w:t>
+      </w:r>
+      <w:r>
+        <w:rPr>
+          <w:b/>
+          <w:bCs/>
+          <w:sz w:val="32"/>
+          <w:szCs w:val="32"/>
+        </w:rPr>
+        <w:t>23</w:t>
+      </w:r>
+      <w:r>
+        <w:rPr>
+          <w:b/>
+          <w:bCs/>
+          <w:sz w:val="32"/>
+          <w:szCs w:val="32"/>
+        </w:rPr>
+        <w:t>-</w:t>
+      </w:r>
+      <w:r>
+        <w:rPr>
+          <w:b/>
+          <w:bCs/>
+          <w:sz w:val="32"/>
+          <w:szCs w:val="32"/>
+        </w:rPr>
+        <w:t>07</w:t>
+      </w:r>
+      <w:r>
+        <w:rPr>
+          <w:b/>
+          <w:bCs/>
+          <w:sz w:val="32"/>
+          <w:szCs w:val="32"/>
+        </w:rPr>
+        <w:t>-2025</w:t>
       </w:r>
     </w:p>
     <w:p>
@@ -124,149 +160,48 @@
     <w:tbl>
       <w:tblPr>
         <w:tblStyle w:val="TableGrid"/>
-        <w:tblW w:w="0" w:type="auto"/>
+        <w:tblW w:w="10795" w:type="dxa"/>
         <w:tblLook w:val="04A0" w:firstRow="1" w:lastRow="0" w:firstColumn="1" w:lastColumn="0" w:noHBand="0" w:noVBand="1"/>
       </w:tblPr>
       <w:tblGrid>
-        <w:gridCol w:w="715"/>
+        <w:gridCol w:w="638"/>
+        <w:gridCol w:w="77"/>
         <w:gridCol w:w="2070"/>
         <w:gridCol w:w="2250"/>
         <w:gridCol w:w="1655"/>
-        <w:gridCol w:w="2280"/>
-        <w:gridCol w:w="1820"/>
+        <w:gridCol w:w="55"/>
+        <w:gridCol w:w="2225"/>
+        <w:gridCol w:w="25"/>
+        <w:gridCol w:w="1800"/>
       </w:tblGrid>
       <w:tr>
-        <w:tc>
-          <w:tcPr>
-            <w:tcW w:w="715" w:type="dxa"/>
+        <w:trPr>
+          <w:trHeight w:val="576"/>
+        </w:trPr>
+        <w:tc>
+          <w:tcPr>
+            <w:tcW w:w="10795" w:type="dxa"/>
+            <w:gridSpan w:val="9"/>
+            <w:vAlign w:val="center"/>
           </w:tcPr>
           <w:p>
             <w:pPr>
-              <w:rPr>
-                <w:b/>
-                <w:bCs/>
+              <w:jc w:val="center"/>
+              <w:rPr>
+                <w:b/>
+                <w:bCs/>
+                <w:sz w:val="32"/>
+                <w:szCs w:val="32"/>
               </w:rPr>
             </w:pPr>
             <w:r>
               <w:rPr>
                 <w:b/>
                 <w:bCs/>
-              </w:rPr>
-              <w:t>S No</w:t>
-            </w:r>
-          </w:p>
-        </w:tc>
-        <w:tc>
-          <w:tcPr>
-            <w:tcW w:w="2070" w:type="dxa"/>
-          </w:tcPr>
-          <w:p>
-            <w:pPr>
-              <w:rPr>
-                <w:b/>
-                <w:bCs/>
-              </w:rPr>
-            </w:pPr>
-            <w:r>
-              <w:rPr>
-                <w:b/>
-                <w:bCs/>
-              </w:rPr>
-              <w:t>Name</w:t>
-            </w:r>
-          </w:p>
-        </w:tc>
-        <w:tc>
-          <w:tcPr>
-            <w:tcW w:w="2250" w:type="dxa"/>
-          </w:tcPr>
-          <w:p>
-            <w:pPr>
-              <w:rPr>
-                <w:b/>
-                <w:bCs/>
-              </w:rPr>
-            </w:pPr>
-            <w:r>
-              <w:rPr>
-                <w:b/>
-                <w:bCs/>
-              </w:rPr>
-              <w:t>Father N</w:t>
-            </w:r>
-            <w:r>
-              <w:rPr>
-                <w:b/>
-                <w:bCs/>
-              </w:rPr>
-              <w:t>a</w:t>
-            </w:r>
-            <w:r>
-              <w:rPr>
-                <w:b/>
-                <w:bCs/>
-              </w:rPr>
-              <w:t>me</w:t>
-            </w:r>
-          </w:p>
-        </w:tc>
-        <w:tc>
-          <w:tcPr>
-            <w:tcW w:w="1655" w:type="dxa"/>
-          </w:tcPr>
-          <w:p>
-            <w:pPr>
-              <w:rPr>
-                <w:b/>
-                <w:bCs/>
-              </w:rPr>
-            </w:pPr>
-            <w:r>
-              <w:rPr>
-                <w:b/>
-                <w:bCs/>
-              </w:rPr>
-              <w:t>Designation</w:t>
-            </w:r>
-          </w:p>
-        </w:tc>
-        <w:tc>
-          <w:tcPr>
-            <w:tcW w:w="2280" w:type="dxa"/>
-          </w:tcPr>
-          <w:p>
-            <w:pPr>
-              <w:rPr>
-                <w:b/>
-                <w:bCs/>
-              </w:rPr>
-            </w:pPr>
-            <w:r>
-              <w:rPr>
-                <w:b/>
-                <w:bCs/>
-              </w:rPr>
-              <w:t>NIC</w:t>
-            </w:r>
-          </w:p>
-        </w:tc>
-        <w:tc>
-          <w:tcPr>
-            <w:tcW w:w="1820" w:type="dxa"/>
-          </w:tcPr>
-          <w:p>
-            <w:pPr>
-              <w:rPr>
-                <w:b/>
-                <w:bCs/>
-              </w:rPr>
-            </w:pPr>
-            <w:r>
-              <w:rPr>
-                <w:b/>
-                <w:bCs/>
-              </w:rPr>
-              <w:t>Joining Date</w:t>
+                <w:sz w:val="32"/>
+                <w:szCs w:val="32"/>
+              </w:rPr>
+              <w:t>Teaching Staff</w:t>
             </w:r>
           </w:p>
         </w:tc>
@@ -275,10 +210,21 @@
         <w:tc>
           <w:tcPr>
             <w:tcW w:w="715" w:type="dxa"/>
-          </w:tcPr>
-          <w:p>
-            <w:r>
-              <w:t>1</w:t>
+            <w:gridSpan w:val="2"/>
+          </w:tcPr>
+          <w:p>
+            <w:pPr>
+              <w:rPr>
+                <w:b/>
+                <w:bCs/>
+              </w:rPr>
+            </w:pPr>
+            <w:r>
+              <w:rPr>
+                <w:b/>
+                <w:bCs/>
+              </w:rPr>
+              <w:t>S No</w:t>
             </w:r>
           </w:p>
         </w:tc>
@@ -287,8 +233,18 @@
             <w:tcW w:w="2070" w:type="dxa"/>
           </w:tcPr>
           <w:p>
-            <w:r>
-              <w:t>Fayyaz Muhammad</w:t>
+            <w:pPr>
+              <w:rPr>
+                <w:b/>
+                <w:bCs/>
+              </w:rPr>
+            </w:pPr>
+            <w:r>
+              <w:rPr>
+                <w:b/>
+                <w:bCs/>
+              </w:rPr>
+              <w:t>Name</w:t>
             </w:r>
           </w:p>
         </w:tc>
@@ -297,8 +253,32 @@
             <w:tcW w:w="2250" w:type="dxa"/>
           </w:tcPr>
           <w:p>
-            <w:r>
-              <w:t>Fida Muhammad</w:t>
+            <w:pPr>
+              <w:rPr>
+                <w:b/>
+                <w:bCs/>
+              </w:rPr>
+            </w:pPr>
+            <w:r>
+              <w:rPr>
+                <w:b/>
+                <w:bCs/>
+              </w:rPr>
+              <w:t>Father N</w:t>
+            </w:r>
+            <w:r>
+              <w:rPr>
+                <w:b/>
+                <w:bCs/>
+              </w:rPr>
+              <w:t>a</w:t>
+            </w:r>
+            <w:r>
+              <w:rPr>
+                <w:b/>
+                <w:bCs/>
+              </w:rPr>
+              <w:t>me</w:t>
             </w:r>
           </w:p>
         </w:tc>
@@ -307,28 +287,60 @@
             <w:tcW w:w="1655" w:type="dxa"/>
           </w:tcPr>
           <w:p>
-            <w:r>
-              <w:t>IT Teacher</w:t>
+            <w:pPr>
+              <w:rPr>
+                <w:b/>
+                <w:bCs/>
+              </w:rPr>
+            </w:pPr>
+            <w:r>
+              <w:rPr>
+                <w:b/>
+                <w:bCs/>
+              </w:rPr>
+              <w:t>Designation</w:t>
             </w:r>
           </w:p>
         </w:tc>
         <w:tc>
           <w:tcPr>
             <w:tcW w:w="2280" w:type="dxa"/>
-          </w:tcPr>
-          <w:p>
-            <w:r>
-              <w:t>42501-9517622-7</w:t>
-            </w:r>
-          </w:p>
-        </w:tc>
-        <w:tc>
-          <w:tcPr>
-            <w:tcW w:w="1820" w:type="dxa"/>
-          </w:tcPr>
-          <w:p>
-            <w:r>
-              <w:t>24-09-2024</w:t>
+            <w:gridSpan w:val="2"/>
+          </w:tcPr>
+          <w:p>
+            <w:pPr>
+              <w:rPr>
+                <w:b/>
+                <w:bCs/>
+              </w:rPr>
+            </w:pPr>
+            <w:r>
+              <w:rPr>
+                <w:b/>
+                <w:bCs/>
+              </w:rPr>
+              <w:t>NIC</w:t>
+            </w:r>
+          </w:p>
+        </w:tc>
+        <w:tc>
+          <w:tcPr>
+            <w:tcW w:w="1825" w:type="dxa"/>
+            <w:gridSpan w:val="2"/>
+          </w:tcPr>
+          <w:p>
+            <w:pPr>
+              <w:rPr>
+                <w:b/>
+                <w:bCs/>
+              </w:rPr>
+            </w:pPr>
+            <w:r>
+              <w:rPr>
+                <w:b/>
+                <w:bCs/>
+              </w:rPr>
+              <w:t>Joining Date</w:t>
             </w:r>
           </w:p>
         </w:tc>
@@ -337,10 +349,11 @@
         <w:tc>
           <w:tcPr>
             <w:tcW w:w="715" w:type="dxa"/>
-          </w:tcPr>
-          <w:p>
-            <w:r>
-              <w:t>2</w:t>
+            <w:gridSpan w:val="2"/>
+          </w:tcPr>
+          <w:p>
+            <w:r>
+              <w:t>1</w:t>
             </w:r>
           </w:p>
         </w:tc>
@@ -350,7 +363,7 @@
           </w:tcPr>
           <w:p>
             <w:r>
-              <w:t>Hussan Bano</w:t>
+              <w:t>Fayyaz Muhammad</w:t>
             </w:r>
           </w:p>
         </w:tc>
@@ -360,7 +373,7 @@
           </w:tcPr>
           <w:p>
             <w:r>
-              <w:t>Muhammad Mashooq</w:t>
+              <w:t>Fida Muhammad</w:t>
             </w:r>
           </w:p>
         </w:tc>
@@ -370,30 +383,29 @@
           </w:tcPr>
           <w:p>
             <w:r>
-              <w:t xml:space="preserve">ECE </w:t>
-            </w:r>
-            <w:r>
-              <w:t>Directress</w:t>
+              <w:t>IT Teacher</w:t>
             </w:r>
           </w:p>
         </w:tc>
         <w:tc>
           <w:tcPr>
             <w:tcW w:w="2280" w:type="dxa"/>
-          </w:tcPr>
-          <w:p>
-            <w:r>
-              <w:t>42301-5768818-8</w:t>
-            </w:r>
-          </w:p>
-        </w:tc>
-        <w:tc>
-          <w:tcPr>
-            <w:tcW w:w="1820" w:type="dxa"/>
-          </w:tcPr>
-          <w:p>
-            <w:r>
-              <w:t>01-10-2024</w:t>
+            <w:gridSpan w:val="2"/>
+          </w:tcPr>
+          <w:p>
+            <w:r>
+              <w:t>42501-9517622-7</w:t>
+            </w:r>
+          </w:p>
+        </w:tc>
+        <w:tc>
+          <w:tcPr>
+            <w:tcW w:w="1825" w:type="dxa"/>
+            <w:gridSpan w:val="2"/>
+          </w:tcPr>
+          <w:p>
+            <w:r>
+              <w:t>24-09-2024</w:t>
             </w:r>
           </w:p>
         </w:tc>
@@ -402,10 +414,11 @@
         <w:tc>
           <w:tcPr>
             <w:tcW w:w="715" w:type="dxa"/>
-          </w:tcPr>
-          <w:p>
-            <w:r>
-              <w:t>3</w:t>
+            <w:gridSpan w:val="2"/>
+          </w:tcPr>
+          <w:p>
+            <w:r>
+              <w:t>2</w:t>
             </w:r>
           </w:p>
         </w:tc>
@@ -415,7 +428,7 @@
           </w:tcPr>
           <w:p>
             <w:r>
-              <w:t>Saba</w:t>
+              <w:t>Hussan Bano</w:t>
             </w:r>
           </w:p>
         </w:tc>
@@ -425,7 +438,7 @@
           </w:tcPr>
           <w:p>
             <w:r>
-              <w:t>Deen Muhammad</w:t>
+              <w:t>Muhammad Mashooq</w:t>
             </w:r>
           </w:p>
         </w:tc>
@@ -435,33 +448,32 @@
           </w:tcPr>
           <w:p>
             <w:r>
-              <w:t>Teacher</w:t>
+              <w:t xml:space="preserve">ECE </w:t>
+            </w:r>
+            <w:r>
+              <w:t>Directress</w:t>
             </w:r>
           </w:p>
         </w:tc>
         <w:tc>
           <w:tcPr>
             <w:tcW w:w="2280" w:type="dxa"/>
-          </w:tcPr>
-          <w:p>
-            <w:r>
-              <w:t>43203-9105637-2</w:t>
-            </w:r>
-          </w:p>
-        </w:tc>
-        <w:tc>
-          <w:tcPr>
-            <w:tcW w:w="1820" w:type="dxa"/>
-          </w:tcPr>
-          <w:p>
-            <w:r>
-              <w:t>01-0</w:t>
-            </w:r>
-            <w:r>
-              <w:t>2</w:t>
-            </w:r>
-            <w:r>
-              <w:t>-2024</w:t>
+            <w:gridSpan w:val="2"/>
+          </w:tcPr>
+          <w:p>
+            <w:r>
+              <w:t>42301-5768818-8</w:t>
+            </w:r>
+          </w:p>
+        </w:tc>
+        <w:tc>
+          <w:tcPr>
+            <w:tcW w:w="1825" w:type="dxa"/>
+            <w:gridSpan w:val="2"/>
+          </w:tcPr>
+          <w:p>
+            <w:r>
+              <w:t>01-10-2024</w:t>
             </w:r>
           </w:p>
         </w:tc>
@@ -470,10 +482,11 @@
         <w:tc>
           <w:tcPr>
             <w:tcW w:w="715" w:type="dxa"/>
-          </w:tcPr>
-          <w:p>
-            <w:r>
-              <w:t>4</w:t>
+            <w:gridSpan w:val="2"/>
+          </w:tcPr>
+          <w:p>
+            <w:r>
+              <w:t>3</w:t>
             </w:r>
           </w:p>
         </w:tc>
@@ -483,7 +496,7 @@
           </w:tcPr>
           <w:p>
             <w:r>
-              <w:t>Shaila</w:t>
+              <w:t>Saba</w:t>
             </w:r>
           </w:p>
         </w:tc>
@@ -493,13 +506,7 @@
           </w:tcPr>
           <w:p>
             <w:r>
-              <w:t>Shahm</w:t>
-            </w:r>
-            <w:r>
-              <w:t>i</w:t>
-            </w:r>
-            <w:r>
-              <w:t>r Khan</w:t>
+              <w:t>Deen Muhammad</w:t>
             </w:r>
           </w:p>
         </w:tc>
@@ -509,27 +516,35 @@
           </w:tcPr>
           <w:p>
             <w:r>
-              <w:t>Librarian</w:t>
+              <w:t>Teacher</w:t>
             </w:r>
           </w:p>
         </w:tc>
         <w:tc>
           <w:tcPr>
             <w:tcW w:w="2280" w:type="dxa"/>
-          </w:tcPr>
-          <w:p>
-            <w:r>
-              <w:t>42201-9679408-6</w:t>
-            </w:r>
-          </w:p>
-        </w:tc>
-        <w:tc>
-          <w:tcPr>
-            <w:tcW w:w="1820" w:type="dxa"/>
-          </w:tcPr>
-          <w:p>
-            <w:r>
-              <w:t>20-08-2024</w:t>
+            <w:gridSpan w:val="2"/>
+          </w:tcPr>
+          <w:p>
+            <w:r>
+              <w:t>43203-9105637-2</w:t>
+            </w:r>
+          </w:p>
+        </w:tc>
+        <w:tc>
+          <w:tcPr>
+            <w:tcW w:w="1825" w:type="dxa"/>
+            <w:gridSpan w:val="2"/>
+          </w:tcPr>
+          <w:p>
+            <w:r>
+              <w:t>01-0</w:t>
+            </w:r>
+            <w:r>
+              <w:t>2</w:t>
+            </w:r>
+            <w:r>
+              <w:t>-2024</w:t>
             </w:r>
           </w:p>
         </w:tc>
@@ -538,6 +553,78 @@
         <w:tc>
           <w:tcPr>
             <w:tcW w:w="715" w:type="dxa"/>
+            <w:gridSpan w:val="2"/>
+          </w:tcPr>
+          <w:p>
+            <w:r>
+              <w:t>4</w:t>
+            </w:r>
+          </w:p>
+        </w:tc>
+        <w:tc>
+          <w:tcPr>
+            <w:tcW w:w="2070" w:type="dxa"/>
+          </w:tcPr>
+          <w:p>
+            <w:r>
+              <w:t>Shaila</w:t>
+            </w:r>
+          </w:p>
+        </w:tc>
+        <w:tc>
+          <w:tcPr>
+            <w:tcW w:w="2250" w:type="dxa"/>
+          </w:tcPr>
+          <w:p>
+            <w:r>
+              <w:t>Shahm</w:t>
+            </w:r>
+            <w:r>
+              <w:t>i</w:t>
+            </w:r>
+            <w:r>
+              <w:t>r Khan</w:t>
+            </w:r>
+          </w:p>
+        </w:tc>
+        <w:tc>
+          <w:tcPr>
+            <w:tcW w:w="1655" w:type="dxa"/>
+          </w:tcPr>
+          <w:p>
+            <w:r>
+              <w:t>Librarian</w:t>
+            </w:r>
+          </w:p>
+        </w:tc>
+        <w:tc>
+          <w:tcPr>
+            <w:tcW w:w="2280" w:type="dxa"/>
+            <w:gridSpan w:val="2"/>
+          </w:tcPr>
+          <w:p>
+            <w:r>
+              <w:t>42201-9679408-6</w:t>
+            </w:r>
+          </w:p>
+        </w:tc>
+        <w:tc>
+          <w:tcPr>
+            <w:tcW w:w="1825" w:type="dxa"/>
+            <w:gridSpan w:val="2"/>
+          </w:tcPr>
+          <w:p>
+            <w:r>
+              <w:t>20-08-2024</w:t>
+            </w:r>
+          </w:p>
+        </w:tc>
+      </w:tr>
+      <w:tr>
+        <w:tc>
+          <w:tcPr>
+            <w:tcW w:w="715" w:type="dxa"/>
+            <w:gridSpan w:val="2"/>
           </w:tcPr>
           <w:p>
             <w:r>
@@ -578,6 +665,7 @@
         <w:tc>
           <w:tcPr>
             <w:tcW w:w="2280" w:type="dxa"/>
+            <w:gridSpan w:val="2"/>
           </w:tcPr>
           <w:p>
             <w:r>
@@ -587,11 +675,601 @@
         </w:tc>
         <w:tc>
           <w:tcPr>
-            <w:tcW w:w="1820" w:type="dxa"/>
+            <w:tcW w:w="1825" w:type="dxa"/>
+            <w:gridSpan w:val="2"/>
           </w:tcPr>
           <w:p>
             <w:r>
               <w:t>24-02-2025</w:t>
+            </w:r>
+          </w:p>
+        </w:tc>
+      </w:tr>
+      <w:tr>
+        <w:tc>
+          <w:tcPr>
+            <w:tcW w:w="715" w:type="dxa"/>
+            <w:gridSpan w:val="2"/>
+          </w:tcPr>
+          <w:p>
+            <w:r>
+              <w:t>6</w:t>
+            </w:r>
+          </w:p>
+        </w:tc>
+        <w:tc>
+          <w:tcPr>
+            <w:tcW w:w="2070" w:type="dxa"/>
+          </w:tcPr>
+          <w:p>
+            <w:r>
+              <w:t>Tania</w:t>
+            </w:r>
+          </w:p>
+        </w:tc>
+        <w:tc>
+          <w:tcPr>
+            <w:tcW w:w="2250" w:type="dxa"/>
+          </w:tcPr>
+          <w:p>
+            <w:r>
+              <w:t>Nabi Bukhsh</w:t>
+            </w:r>
+          </w:p>
+        </w:tc>
+        <w:tc>
+          <w:tcPr>
+            <w:tcW w:w="1655" w:type="dxa"/>
+          </w:tcPr>
+          <w:p>
+            <w:r>
+              <w:t>Teacher</w:t>
+            </w:r>
+          </w:p>
+        </w:tc>
+        <w:tc>
+          <w:tcPr>
+            <w:tcW w:w="2280" w:type="dxa"/>
+            <w:gridSpan w:val="2"/>
+          </w:tcPr>
+          <w:p>
+            <w:r>
+              <w:t>43504-0807335-4</w:t>
+            </w:r>
+          </w:p>
+        </w:tc>
+        <w:tc>
+          <w:tcPr>
+            <w:tcW w:w="1825" w:type="dxa"/>
+            <w:gridSpan w:val="2"/>
+          </w:tcPr>
+          <w:p>
+            <w:r>
+              <w:t>02-05-2025</w:t>
+            </w:r>
+          </w:p>
+        </w:tc>
+      </w:tr>
+      <w:tr>
+        <w:tc>
+          <w:tcPr>
+            <w:tcW w:w="715" w:type="dxa"/>
+            <w:gridSpan w:val="2"/>
+          </w:tcPr>
+          <w:p>
+            <w:r>
+              <w:t>7</w:t>
+            </w:r>
+          </w:p>
+        </w:tc>
+        <w:tc>
+          <w:tcPr>
+            <w:tcW w:w="2070" w:type="dxa"/>
+          </w:tcPr>
+          <w:p>
+            <w:r>
+              <w:t>Shagufta</w:t>
+            </w:r>
+          </w:p>
+        </w:tc>
+        <w:tc>
+          <w:tcPr>
+            <w:tcW w:w="2250" w:type="dxa"/>
+          </w:tcPr>
+          <w:p>
+            <w:r>
+              <w:t>Nabi Bukhsh</w:t>
+            </w:r>
+          </w:p>
+        </w:tc>
+        <w:tc>
+          <w:tcPr>
+            <w:tcW w:w="1655" w:type="dxa"/>
+          </w:tcPr>
+          <w:p>
+            <w:r>
+              <w:t>Teacher</w:t>
+            </w:r>
+          </w:p>
+        </w:tc>
+        <w:tc>
+          <w:tcPr>
+            <w:tcW w:w="2280" w:type="dxa"/>
+            <w:gridSpan w:val="2"/>
+          </w:tcPr>
+          <w:p>
+            <w:r>
+              <w:t>43504-0807333-8</w:t>
+            </w:r>
+          </w:p>
+        </w:tc>
+        <w:tc>
+          <w:tcPr>
+            <w:tcW w:w="1825" w:type="dxa"/>
+            <w:gridSpan w:val="2"/>
+          </w:tcPr>
+          <w:p>
+            <w:r>
+              <w:t>23-04-2025</w:t>
+            </w:r>
+          </w:p>
+        </w:tc>
+      </w:tr>
+      <w:tr>
+        <w:trPr>
+          <w:trHeight w:val="576"/>
+        </w:trPr>
+        <w:tc>
+          <w:tcPr>
+            <w:tcW w:w="10795" w:type="dxa"/>
+            <w:gridSpan w:val="9"/>
+            <w:vAlign w:val="center"/>
+          </w:tcPr>
+          <w:p>
+            <w:pPr>
+              <w:jc w:val="center"/>
+              <w:rPr>
+                <w:b/>
+                <w:bCs/>
+                <w:sz w:val="32"/>
+                <w:szCs w:val="32"/>
+              </w:rPr>
+            </w:pPr>
+            <w:r>
+              <w:rPr>
+                <w:b/>
+                <w:bCs/>
+                <w:sz w:val="32"/>
+                <w:szCs w:val="32"/>
+              </w:rPr>
+              <w:t>Non-</w:t>
+            </w:r>
+            <w:r>
+              <w:rPr>
+                <w:b/>
+                <w:bCs/>
+                <w:sz w:val="32"/>
+                <w:szCs w:val="32"/>
+              </w:rPr>
+              <w:t>Teaching Staff</w:t>
+            </w:r>
+          </w:p>
+        </w:tc>
+      </w:tr>
+      <w:tr>
+        <w:tc>
+          <w:tcPr>
+            <w:tcW w:w="638" w:type="dxa"/>
+          </w:tcPr>
+          <w:p>
+            <w:pPr>
+              <w:rPr>
+                <w:b/>
+                <w:bCs/>
+              </w:rPr>
+            </w:pPr>
+            <w:r>
+              <w:rPr>
+                <w:b/>
+                <w:bCs/>
+              </w:rPr>
+              <w:t>S No</w:t>
+            </w:r>
+          </w:p>
+        </w:tc>
+        <w:tc>
+          <w:tcPr>
+            <w:tcW w:w="2147" w:type="dxa"/>
+            <w:gridSpan w:val="2"/>
+          </w:tcPr>
+          <w:p>
+            <w:pPr>
+              <w:rPr>
+                <w:b/>
+                <w:bCs/>
+              </w:rPr>
+            </w:pPr>
+            <w:r>
+              <w:rPr>
+                <w:b/>
+                <w:bCs/>
+              </w:rPr>
+              <w:t>Name</w:t>
+            </w:r>
+          </w:p>
+        </w:tc>
+        <w:tc>
+          <w:tcPr>
+            <w:tcW w:w="2250" w:type="dxa"/>
+          </w:tcPr>
+          <w:p>
+            <w:pPr>
+              <w:rPr>
+                <w:b/>
+                <w:bCs/>
+              </w:rPr>
+            </w:pPr>
+            <w:r>
+              <w:rPr>
+                <w:b/>
+                <w:bCs/>
+              </w:rPr>
+              <w:t>Father N</w:t>
+            </w:r>
+            <w:r>
+              <w:rPr>
+                <w:b/>
+                <w:bCs/>
+              </w:rPr>
+              <w:t>a</w:t>
+            </w:r>
+            <w:r>
+              <w:rPr>
+                <w:b/>
+                <w:bCs/>
+              </w:rPr>
+              <w:t>me</w:t>
+            </w:r>
+          </w:p>
+        </w:tc>
+        <w:tc>
+          <w:tcPr>
+            <w:tcW w:w="1710" w:type="dxa"/>
+            <w:gridSpan w:val="2"/>
+          </w:tcPr>
+          <w:p>
+            <w:pPr>
+              <w:rPr>
+                <w:b/>
+                <w:bCs/>
+              </w:rPr>
+            </w:pPr>
+            <w:r>
+              <w:rPr>
+                <w:b/>
+                <w:bCs/>
+              </w:rPr>
+              <w:t>Designation</w:t>
+            </w:r>
+          </w:p>
+        </w:tc>
+        <w:tc>
+          <w:tcPr>
+            <w:tcW w:w="2250" w:type="dxa"/>
+            <w:gridSpan w:val="2"/>
+          </w:tcPr>
+          <w:p>
+            <w:pPr>
+              <w:rPr>
+                <w:b/>
+                <w:bCs/>
+              </w:rPr>
+            </w:pPr>
+            <w:r>
+              <w:rPr>
+                <w:b/>
+                <w:bCs/>
+              </w:rPr>
+              <w:t>NIC</w:t>
+            </w:r>
+          </w:p>
+        </w:tc>
+        <w:tc>
+          <w:tcPr>
+            <w:tcW w:w="1800" w:type="dxa"/>
+          </w:tcPr>
+          <w:p>
+            <w:pPr>
+              <w:rPr>
+                <w:b/>
+                <w:bCs/>
+              </w:rPr>
+            </w:pPr>
+            <w:r>
+              <w:rPr>
+                <w:b/>
+                <w:bCs/>
+              </w:rPr>
+              <w:t>Joining Date</w:t>
+            </w:r>
+          </w:p>
+        </w:tc>
+      </w:tr>
+      <w:tr>
+        <w:tc>
+          <w:tcPr>
+            <w:tcW w:w="638" w:type="dxa"/>
+          </w:tcPr>
+          <w:p>
+            <w:r>
+              <w:t>1</w:t>
+            </w:r>
+          </w:p>
+        </w:tc>
+        <w:tc>
+          <w:tcPr>
+            <w:tcW w:w="2147" w:type="dxa"/>
+            <w:gridSpan w:val="2"/>
+          </w:tcPr>
+          <w:p>
+            <w:r>
+              <w:t>Syeda Samiya</w:t>
+            </w:r>
+          </w:p>
+        </w:tc>
+        <w:tc>
+          <w:tcPr>
+            <w:tcW w:w="2250" w:type="dxa"/>
+          </w:tcPr>
+          <w:p>
+            <w:r>
+              <w:t>Syed Nayab Naqvi</w:t>
+            </w:r>
+          </w:p>
+        </w:tc>
+        <w:tc>
+          <w:tcPr>
+            <w:tcW w:w="1710" w:type="dxa"/>
+            <w:gridSpan w:val="2"/>
+          </w:tcPr>
+          <w:p>
+            <w:r>
+              <w:t>Co-Ordinator</w:t>
+            </w:r>
+          </w:p>
+        </w:tc>
+        <w:tc>
+          <w:tcPr>
+            <w:tcW w:w="2250" w:type="dxa"/>
+            <w:gridSpan w:val="2"/>
+          </w:tcPr>
+          <w:p>
+            <w:r>
+              <w:t>41304</w:t>
+            </w:r>
+            <w:r>
+              <w:t>-</w:t>
+            </w:r>
+            <w:r>
+              <w:t>8178382</w:t>
+            </w:r>
+            <w:r>
+              <w:t>-</w:t>
+            </w:r>
+            <w:r>
+              <w:t>2</w:t>
+            </w:r>
+          </w:p>
+        </w:tc>
+        <w:tc>
+          <w:tcPr>
+            <w:tcW w:w="1800" w:type="dxa"/>
+          </w:tcPr>
+          <w:p>
+            <w:pPr>
+              <w:spacing w:line="240" w:lineRule="auto"/>
+              <w:rPr>
+                <w:rFonts w:ascii="Calibri" w:hAnsi="Calibri" w:cs="Calibri"/>
+              </w:rPr>
+            </w:pPr>
+            <w:r>
+              <w:rPr>
+                <w:rFonts w:ascii="Calibri" w:hAnsi="Calibri" w:cs="Calibri"/>
+              </w:rPr>
+              <w:t>6-Oct-2021</w:t>
+            </w:r>
+          </w:p>
+        </w:tc>
+      </w:tr>
+      <w:tr>
+        <w:tc>
+          <w:tcPr>
+            <w:tcW w:w="638" w:type="dxa"/>
+          </w:tcPr>
+          <w:p>
+            <w:r>
+              <w:t>2</w:t>
+            </w:r>
+          </w:p>
+        </w:tc>
+        <w:tc>
+          <w:tcPr>
+            <w:tcW w:w="2147" w:type="dxa"/>
+            <w:gridSpan w:val="2"/>
+          </w:tcPr>
+          <w:p>
+            <w:r>
+              <w:t>Nusrat</w:t>
+            </w:r>
+          </w:p>
+        </w:tc>
+        <w:tc>
+          <w:tcPr>
+            <w:tcW w:w="2250" w:type="dxa"/>
+          </w:tcPr>
+          <w:p>
+            <w:r>
+              <w:t>Jhando Khan</w:t>
+            </w:r>
+          </w:p>
+        </w:tc>
+        <w:tc>
+          <w:tcPr>
+            <w:tcW w:w="1710" w:type="dxa"/>
+            <w:gridSpan w:val="2"/>
+          </w:tcPr>
+          <w:p>
+            <w:pPr>
+              <w:spacing w:line="240" w:lineRule="auto"/>
+              <w:rPr>
+                <w:rFonts w:ascii="Calibri" w:hAnsi="Calibri" w:cs="Calibri"/>
+              </w:rPr>
+            </w:pPr>
+            <w:r>
+              <w:rPr>
+                <w:rFonts w:ascii="Calibri" w:hAnsi="Calibri" w:cs="Calibri"/>
+              </w:rPr>
+              <w:t>Cleaner</w:t>
+            </w:r>
+          </w:p>
+        </w:tc>
+        <w:tc>
+          <w:tcPr>
+            <w:tcW w:w="2250" w:type="dxa"/>
+            <w:gridSpan w:val="2"/>
+          </w:tcPr>
+          <w:p>
+            <w:pPr>
+              <w:spacing w:line="240" w:lineRule="auto"/>
+              <w:rPr>
+                <w:rFonts w:ascii="Calibri" w:hAnsi="Calibri" w:cs="Calibri"/>
+              </w:rPr>
+            </w:pPr>
+            <w:r>
+              <w:rPr>
+                <w:rFonts w:ascii="Calibri" w:hAnsi="Calibri" w:cs="Calibri"/>
+              </w:rPr>
+              <w:t>41105-8110066-6</w:t>
+            </w:r>
+          </w:p>
+        </w:tc>
+        <w:tc>
+          <w:tcPr>
+            <w:tcW w:w="1800" w:type="dxa"/>
+          </w:tcPr>
+          <w:p>
+            <w:pPr>
+              <w:spacing w:line="240" w:lineRule="auto"/>
+              <w:rPr>
+                <w:rFonts w:ascii="Calibri" w:hAnsi="Calibri" w:cs="Calibri"/>
+              </w:rPr>
+            </w:pPr>
+            <w:r>
+              <w:rPr>
+                <w:rFonts w:ascii="Calibri" w:hAnsi="Calibri" w:cs="Calibri"/>
+              </w:rPr>
+              <w:t>1-Nov-2024</w:t>
+            </w:r>
+          </w:p>
+        </w:tc>
+      </w:tr>
+      <w:tr>
+        <w:tc>
+          <w:tcPr>
+            <w:tcW w:w="638" w:type="dxa"/>
+          </w:tcPr>
+          <w:p>
+            <w:r>
+              <w:t>3</w:t>
+            </w:r>
+          </w:p>
+        </w:tc>
+        <w:tc>
+          <w:tcPr>
+            <w:tcW w:w="2147" w:type="dxa"/>
+            <w:gridSpan w:val="2"/>
+          </w:tcPr>
+          <w:p>
+            <w:r>
+              <w:t>Haleema</w:t>
+            </w:r>
+          </w:p>
+        </w:tc>
+        <w:tc>
+          <w:tcPr>
+            <w:tcW w:w="2250" w:type="dxa"/>
+          </w:tcPr>
+          <w:p>
+            <w:pPr>
+              <w:spacing w:line="240" w:lineRule="auto"/>
+              <w:rPr>
+                <w:rFonts w:ascii="Calibri" w:hAnsi="Calibri" w:cs="Calibri"/>
+              </w:rPr>
+            </w:pPr>
+            <w:r>
+              <w:rPr>
+                <w:rFonts w:ascii="Calibri" w:hAnsi="Calibri" w:cs="Calibri"/>
+              </w:rPr>
+              <w:t>Abdul Sattar</w:t>
+            </w:r>
+          </w:p>
+        </w:tc>
+        <w:tc>
+          <w:tcPr>
+            <w:tcW w:w="1710" w:type="dxa"/>
+            <w:gridSpan w:val="2"/>
+          </w:tcPr>
+          <w:p>
+            <w:pPr>
+              <w:spacing w:line="240" w:lineRule="auto"/>
+              <w:rPr>
+                <w:rFonts w:ascii="Calibri" w:hAnsi="Calibri" w:cs="Calibri"/>
+              </w:rPr>
+            </w:pPr>
+            <w:r>
+              <w:rPr>
+                <w:rFonts w:ascii="Calibri" w:hAnsi="Calibri" w:cs="Calibri"/>
+              </w:rPr>
+              <w:t>Maid</w:t>
+            </w:r>
+          </w:p>
+        </w:tc>
+        <w:tc>
+          <w:tcPr>
+            <w:tcW w:w="2250" w:type="dxa"/>
+            <w:gridSpan w:val="2"/>
+          </w:tcPr>
+          <w:p>
+            <w:pPr>
+              <w:spacing w:line="240" w:lineRule="auto"/>
+              <w:rPr>
+                <w:rFonts w:ascii="Calibri" w:hAnsi="Calibri" w:cs="Calibri"/>
+              </w:rPr>
+            </w:pPr>
+            <w:r>
+              <w:rPr>
+                <w:rFonts w:ascii="Calibri" w:hAnsi="Calibri" w:cs="Calibri"/>
+              </w:rPr>
+              <w:t>41105-4725771-0</w:t>
+            </w:r>
+          </w:p>
+        </w:tc>
+        <w:tc>
+          <w:tcPr>
+            <w:tcW w:w="1800" w:type="dxa"/>
+          </w:tcPr>
+          <w:p>
+            <w:pPr>
+              <w:spacing w:line="240" w:lineRule="auto"/>
+              <w:rPr>
+                <w:rFonts w:ascii="Calibri" w:hAnsi="Calibri" w:cs="Calibri"/>
+              </w:rPr>
+            </w:pPr>
+            <w:r>
+              <w:rPr>
+                <w:rFonts w:ascii="Calibri" w:hAnsi="Calibri" w:cs="Calibri"/>
+              </w:rPr>
+              <w:t>22-Oct-2024</w:t>
             </w:r>
           </w:p>
         </w:tc>
@@ -1318,6 +1996,7 @@
   <w:style w:type="character" w:default="1" w:styleId="DefaultParagraphFont">
     <w:name w:val="Default Paragraph Font"/>
     <w:uiPriority w:val="1"/>
+    <w:semiHidden/>
     <w:unhideWhenUsed/>
   </w:style>
   <w:style w:type="table" w:default="1" w:styleId="TableNormal">
